--- a/templates/F12.docx
+++ b/templates/F12.docx
@@ -238,12 +238,21 @@
                 <w:bCs/>
               </w:rPr>
             </w:pPr>
+            <w:proofErr w:type="spellStart"/>
             <w:r>
               <w:rPr>
                 <w:b/>
                 <w:bCs/>
               </w:rPr>
-              <w:t>Spesifikasi Barang</w:t>
+              <w:t>Spesifikasi</w:t>
+            </w:r>
+            <w:proofErr w:type="spellEnd"/>
+            <w:r>
+              <w:rPr>
+                <w:b/>
+                <w:bCs/>
+              </w:rPr>
+              <w:t xml:space="preserve"> Barang</w:t>
             </w:r>
           </w:p>
         </w:tc>
@@ -282,6 +291,7 @@
                 <w:bCs/>
               </w:rPr>
             </w:pPr>
+            <w:proofErr w:type="spellStart"/>
             <w:r>
               <w:rPr>
                 <w:b/>
@@ -289,6 +299,7 @@
               </w:rPr>
               <w:t>Satuan</w:t>
             </w:r>
+            <w:proofErr w:type="spellEnd"/>
           </w:p>
         </w:tc>
         <w:tc>
@@ -304,6 +315,7 @@
                 <w:bCs/>
               </w:rPr>
             </w:pPr>
+            <w:proofErr w:type="spellStart"/>
             <w:r>
               <w:rPr>
                 <w:b/>
@@ -311,6 +323,7 @@
               </w:rPr>
               <w:t>Keterangan</w:t>
             </w:r>
+            <w:proofErr w:type="spellEnd"/>
           </w:p>
         </w:tc>
       </w:tr>
@@ -570,7 +583,71 @@
     <w:p/>
     <w:p>
       <w:r>
-        <w:t>Dari Tim Gudang BMN untuk dipergunakan sebagaimana usulan pengadaan inventaris yang disampaikan sebelumnya.</w:t>
+        <w:t xml:space="preserve">Dari Tim Gudang BMN </w:t>
+      </w:r>
+      <w:proofErr w:type="spellStart"/>
+      <w:r>
+        <w:t>untuk</w:t>
+      </w:r>
+      <w:proofErr w:type="spellEnd"/>
+      <w:r>
+        <w:t xml:space="preserve"> </w:t>
+      </w:r>
+      <w:proofErr w:type="spellStart"/>
+      <w:r>
+        <w:t>dipergunakan</w:t>
+      </w:r>
+      <w:proofErr w:type="spellEnd"/>
+      <w:r>
+        <w:t xml:space="preserve"> </w:t>
+      </w:r>
+      <w:proofErr w:type="spellStart"/>
+      <w:r>
+        <w:t>sebagaimana</w:t>
+      </w:r>
+      <w:proofErr w:type="spellEnd"/>
+      <w:r>
+        <w:t xml:space="preserve"> </w:t>
+      </w:r>
+      <w:proofErr w:type="spellStart"/>
+      <w:r>
+        <w:t>usulan</w:t>
+      </w:r>
+      <w:proofErr w:type="spellEnd"/>
+      <w:r>
+        <w:t xml:space="preserve"> </w:t>
+      </w:r>
+      <w:proofErr w:type="spellStart"/>
+      <w:r>
+        <w:t>pengadaan</w:t>
+      </w:r>
+      <w:proofErr w:type="spellEnd"/>
+      <w:r>
+        <w:t xml:space="preserve"> </w:t>
+      </w:r>
+      <w:proofErr w:type="spellStart"/>
+      <w:r>
+        <w:t>inventaris</w:t>
+      </w:r>
+      <w:proofErr w:type="spellEnd"/>
+      <w:r>
+        <w:t xml:space="preserve"> yang </w:t>
+      </w:r>
+      <w:proofErr w:type="spellStart"/>
+      <w:r>
+        <w:t>disampaikan</w:t>
+      </w:r>
+      <w:proofErr w:type="spellEnd"/>
+      <w:r>
+        <w:t xml:space="preserve"> </w:t>
+      </w:r>
+      <w:proofErr w:type="spellStart"/>
+      <w:r>
+        <w:t>sebelumnya</w:t>
+      </w:r>
+      <w:proofErr w:type="spellEnd"/>
+      <w:r>
+        <w:t>.</w:t>
       </w:r>
     </w:p>
     <w:p>
@@ -607,19 +684,29 @@
         <w:t xml:space="preserve">Bandung, </w:t>
       </w:r>
       <w:r>
-        <w:rPr>
-          <w:lang w:val="nl-NL"/>
-        </w:rPr>
-        <w:t>{{tanggal}}</w:t>
-      </w:r>
-      <w:r>
-        <w:tab/>
-      </w:r>
-    </w:p>
-    <w:p>
-      <w:r>
-        <w:t>Yang Menyerahkan</w:t>
-      </w:r>
+        <w:t>{{</w:t>
+      </w:r>
+      <w:proofErr w:type="spellStart"/>
+      <w:r>
+        <w:t>tanggal</w:t>
+      </w:r>
+      <w:proofErr w:type="spellEnd"/>
+      <w:r>
+        <w:t>}}</w:t>
+      </w:r>
+      <w:r>
+        <w:tab/>
+      </w:r>
+    </w:p>
+    <w:p>
+      <w:r>
+        <w:t xml:space="preserve">Yang </w:t>
+      </w:r>
+      <w:proofErr w:type="spellStart"/>
+      <w:r>
+        <w:t>Menyerahkan</w:t>
+      </w:r>
+      <w:proofErr w:type="spellEnd"/>
       <w:r>
         <w:tab/>
       </w:r>
@@ -641,162 +728,391 @@
       </w:r>
     </w:p>
     <w:p>
-      <w:r>
+      <w:pPr>
+        <w:rPr>
+          <w:lang w:val="fi-FI"/>
+        </w:rPr>
+      </w:pPr>
+      <w:r>
+        <w:rPr>
+          <w:lang w:val="fi-FI"/>
+        </w:rPr>
         <w:t>Pengelola BMN</w:t>
       </w:r>
       <w:r>
-        <w:tab/>
-      </w:r>
-      <w:r>
-        <w:tab/>
-      </w:r>
-      <w:r>
-        <w:tab/>
-      </w:r>
-      <w:r>
-        <w:tab/>
-      </w:r>
-      <w:r>
-        <w:tab/>
-      </w:r>
-      <w:r>
+        <w:rPr>
+          <w:lang w:val="fi-FI"/>
+        </w:rPr>
+        <w:tab/>
+      </w:r>
+      <w:r>
+        <w:rPr>
+          <w:lang w:val="fi-FI"/>
+        </w:rPr>
+        <w:tab/>
+      </w:r>
+      <w:r>
+        <w:rPr>
+          <w:lang w:val="fi-FI"/>
+        </w:rPr>
+        <w:tab/>
+      </w:r>
+      <w:r>
+        <w:rPr>
+          <w:lang w:val="fi-FI"/>
+        </w:rPr>
+        <w:tab/>
+      </w:r>
+      <w:r>
+        <w:rPr>
+          <w:lang w:val="fi-FI"/>
+        </w:rPr>
+        <w:tab/>
+      </w:r>
+      <w:r>
+        <w:rPr>
+          <w:lang w:val="fi-FI"/>
+        </w:rPr>
         <w:tab/>
         <w:t>Katim/Kaur/PJ……….</w:t>
       </w:r>
     </w:p>
-    <w:p/>
-    <w:p/>
-    <w:p/>
-    <w:p/>
-    <w:p>
-      <w:r>
-        <w:t>………………………</w:t>
-      </w:r>
-      <w:r>
-        <w:tab/>
-      </w:r>
-      <w:r>
-        <w:tab/>
-      </w:r>
-      <w:r>
-        <w:tab/>
-      </w:r>
-      <w:r>
-        <w:tab/>
-      </w:r>
-      <w:r>
-        <w:tab/>
-        <w:t>………………………..</w:t>
-      </w:r>
-    </w:p>
-    <w:p>
-      <w:r>
-        <w:t xml:space="preserve">NIP </w:t>
-      </w:r>
-      <w:r>
-        <w:tab/>
-      </w:r>
-      <w:r>
-        <w:tab/>
-      </w:r>
-      <w:r>
-        <w:tab/>
-      </w:r>
-      <w:r>
-        <w:tab/>
-      </w:r>
-      <w:r>
-        <w:tab/>
-      </w:r>
-      <w:r>
-        <w:tab/>
-      </w:r>
-      <w:r>
-        <w:tab/>
-      </w:r>
-      <w:r>
-        <w:tab/>
+    <w:p>
+      <w:pPr>
+        <w:rPr>
+          <w:lang w:val="fi-FI"/>
+        </w:rPr>
+      </w:pPr>
+    </w:p>
+    <w:p>
+      <w:pPr>
+        <w:rPr>
+          <w:lang w:val="fi-FI"/>
+        </w:rPr>
+      </w:pPr>
+    </w:p>
+    <w:p>
+      <w:pPr>
+        <w:rPr>
+          <w:lang w:val="fi-FI"/>
+        </w:rPr>
+      </w:pPr>
+    </w:p>
+    <w:p>
+      <w:pPr>
+        <w:rPr>
+          <w:lang w:val="fi-FI"/>
+        </w:rPr>
+      </w:pPr>
+    </w:p>
+    <w:p>
+      <w:pPr>
+        <w:rPr>
+          <w:lang w:val="fi-FI"/>
+        </w:rPr>
+      </w:pPr>
+      <w:r>
+        <w:rPr>
+          <w:lang w:val="en-ID"/>
+        </w:rPr>
+        <w:t>Giat Santoso</w:t>
+      </w:r>
+      <w:r>
+        <w:rPr>
+          <w:lang w:val="fi-FI"/>
+        </w:rPr>
+        <w:tab/>
+      </w:r>
+      <w:r>
+        <w:rPr>
+          <w:lang w:val="fi-FI"/>
+        </w:rPr>
+        <w:tab/>
+      </w:r>
+      <w:r>
+        <w:rPr>
+          <w:lang w:val="fi-FI"/>
+        </w:rPr>
+        <w:tab/>
+      </w:r>
+      <w:r>
+        <w:rPr>
+          <w:lang w:val="fi-FI"/>
+        </w:rPr>
+        <w:tab/>
+      </w:r>
+      <w:r>
+        <w:rPr>
+          <w:lang w:val="fi-FI"/>
+        </w:rPr>
+        <w:tab/>
+      </w:r>
+      <w:r>
+        <w:rPr>
+          <w:lang w:val="fi-FI"/>
+        </w:rPr>
+        <w:tab/>
+      </w:r>
+      <w:r>
+        <w:rPr>
+          <w:lang w:val="fi-FI"/>
+        </w:rPr>
+        <w:tab/>
+      </w:r>
+      <w:r>
+        <w:rPr>
+          <w:lang w:val="fi-FI"/>
+        </w:rPr>
+        <w:t>……………………</w:t>
+      </w:r>
+      <w:proofErr w:type="gramStart"/>
+      <w:r>
+        <w:rPr>
+          <w:lang w:val="fi-FI"/>
+        </w:rPr>
+        <w:t>…..</w:t>
+      </w:r>
+      <w:proofErr w:type="gramEnd"/>
+    </w:p>
+    <w:p>
+      <w:pPr>
+        <w:rPr>
+          <w:lang w:val="fi-FI"/>
+        </w:rPr>
+      </w:pPr>
+      <w:r>
+        <w:rPr>
+          <w:lang w:val="fi-FI"/>
+        </w:rPr>
         <w:t>NIP</w:t>
       </w:r>
-    </w:p>
-    <w:p>
-      <w:r>
-        <w:tab/>
-      </w:r>
-      <w:r>
-        <w:tab/>
-      </w:r>
-      <w:r>
-        <w:tab/>
-      </w:r>
-      <w:r>
-        <w:tab/>
-      </w:r>
-      <w:r>
-        <w:tab/>
-      </w:r>
-      <w:r>
-        <w:tab/>
-      </w:r>
-      <w:r>
-        <w:tab/>
-      </w:r>
-    </w:p>
-    <w:p>
-      <w:r>
+      <w:r>
+        <w:rPr>
+          <w:lang w:val="fi-FI"/>
+        </w:rPr>
+        <w:t xml:space="preserve"> </w:t>
+      </w:r>
+      <w:r>
+        <w:rPr>
+          <w:lang w:val="en-ID"/>
+        </w:rPr>
+        <w:t>197009192014091002</w:t>
+      </w:r>
+      <w:r>
+        <w:rPr>
+          <w:lang w:val="fi-FI"/>
+        </w:rPr>
+        <w:tab/>
+      </w:r>
+      <w:r>
+        <w:rPr>
+          <w:lang w:val="fi-FI"/>
+        </w:rPr>
+        <w:tab/>
+      </w:r>
+      <w:r>
+        <w:rPr>
+          <w:lang w:val="fi-FI"/>
+        </w:rPr>
+        <w:tab/>
+      </w:r>
+      <w:r>
+        <w:rPr>
+          <w:lang w:val="fi-FI"/>
+        </w:rPr>
+        <w:tab/>
+      </w:r>
+      <w:r>
+        <w:rPr>
+          <w:lang w:val="fi-FI"/>
+        </w:rPr>
+        <w:tab/>
+        <w:t>NIP</w:t>
+      </w:r>
+    </w:p>
+    <w:p>
+      <w:pPr>
+        <w:rPr>
+          <w:lang w:val="fi-FI"/>
+        </w:rPr>
+      </w:pPr>
+      <w:r>
+        <w:rPr>
+          <w:lang w:val="fi-FI"/>
+        </w:rPr>
+        <w:tab/>
+      </w:r>
+      <w:r>
+        <w:rPr>
+          <w:lang w:val="fi-FI"/>
+        </w:rPr>
+        <w:tab/>
+      </w:r>
+      <w:r>
+        <w:rPr>
+          <w:lang w:val="fi-FI"/>
+        </w:rPr>
+        <w:tab/>
+      </w:r>
+      <w:r>
+        <w:rPr>
+          <w:lang w:val="fi-FI"/>
+        </w:rPr>
+        <w:tab/>
+      </w:r>
+      <w:r>
+        <w:rPr>
+          <w:lang w:val="fi-FI"/>
+        </w:rPr>
+        <w:tab/>
+      </w:r>
+      <w:r>
+        <w:rPr>
+          <w:lang w:val="fi-FI"/>
+        </w:rPr>
+        <w:tab/>
+      </w:r>
+      <w:r>
+        <w:rPr>
+          <w:lang w:val="fi-FI"/>
+        </w:rPr>
+        <w:tab/>
+      </w:r>
+    </w:p>
+    <w:p>
+      <w:pPr>
+        <w:rPr>
+          <w:lang w:val="fi-FI"/>
+        </w:rPr>
+      </w:pPr>
+      <w:r>
+        <w:rPr>
+          <w:lang w:val="fi-FI"/>
+        </w:rPr>
         <w:t>Mengetahui</w:t>
       </w:r>
       <w:r>
-        <w:tab/>
-      </w:r>
-      <w:r>
-        <w:tab/>
-      </w:r>
-      <w:r>
-        <w:tab/>
-      </w:r>
-      <w:r>
-        <w:tab/>
-      </w:r>
-      <w:r>
-        <w:tab/>
-      </w:r>
-      <w:r>
-        <w:tab/>
-      </w:r>
-      <w:r>
+        <w:rPr>
+          <w:lang w:val="fi-FI"/>
+        </w:rPr>
+        <w:tab/>
+      </w:r>
+      <w:r>
+        <w:rPr>
+          <w:lang w:val="fi-FI"/>
+        </w:rPr>
+        <w:tab/>
+      </w:r>
+      <w:r>
+        <w:rPr>
+          <w:lang w:val="fi-FI"/>
+        </w:rPr>
+        <w:tab/>
+      </w:r>
+      <w:r>
+        <w:rPr>
+          <w:lang w:val="fi-FI"/>
+        </w:rPr>
+        <w:tab/>
+      </w:r>
+      <w:r>
+        <w:rPr>
+          <w:lang w:val="fi-FI"/>
+        </w:rPr>
+        <w:tab/>
+      </w:r>
+      <w:r>
+        <w:rPr>
+          <w:lang w:val="fi-FI"/>
+        </w:rPr>
+        <w:tab/>
+      </w:r>
+      <w:r>
+        <w:rPr>
+          <w:lang w:val="fi-FI"/>
+        </w:rPr>
         <w:tab/>
         <w:t>Pengelola BMN</w:t>
       </w:r>
     </w:p>
     <w:p>
-      <w:r>
+      <w:pPr>
+        <w:rPr>
+          <w:lang w:val="fi-FI"/>
+        </w:rPr>
+      </w:pPr>
+      <w:r>
+        <w:rPr>
+          <w:lang w:val="fi-FI"/>
+        </w:rPr>
         <w:t>Kabag Umum/PPK</w:t>
       </w:r>
       <w:r>
-        <w:tab/>
-      </w:r>
-      <w:r>
-        <w:tab/>
-      </w:r>
-      <w:r>
-        <w:tab/>
-      </w:r>
-      <w:r>
-        <w:tab/>
-      </w:r>
-      <w:r>
-        <w:tab/>
-      </w:r>
-      <w:r>
+        <w:rPr>
+          <w:lang w:val="fi-FI"/>
+        </w:rPr>
+        <w:tab/>
+      </w:r>
+      <w:r>
+        <w:rPr>
+          <w:lang w:val="fi-FI"/>
+        </w:rPr>
+        <w:tab/>
+      </w:r>
+      <w:r>
+        <w:rPr>
+          <w:lang w:val="fi-FI"/>
+        </w:rPr>
+        <w:tab/>
+      </w:r>
+      <w:r>
+        <w:rPr>
+          <w:lang w:val="fi-FI"/>
+        </w:rPr>
+        <w:tab/>
+      </w:r>
+      <w:r>
+        <w:rPr>
+          <w:lang w:val="fi-FI"/>
+        </w:rPr>
+        <w:tab/>
+      </w:r>
+      <w:r>
+        <w:rPr>
+          <w:lang w:val="fi-FI"/>
+        </w:rPr>
         <w:tab/>
         <w:t>PJ Manajemen BMN</w:t>
       </w:r>
     </w:p>
-    <w:p/>
-    <w:p/>
-    <w:p/>
-    <w:p/>
+    <w:p>
+      <w:pPr>
+        <w:rPr>
+          <w:lang w:val="fi-FI"/>
+        </w:rPr>
+      </w:pPr>
+    </w:p>
+    <w:p>
+      <w:pPr>
+        <w:rPr>
+          <w:lang w:val="fi-FI"/>
+        </w:rPr>
+      </w:pPr>
+    </w:p>
+    <w:p>
+      <w:pPr>
+        <w:rPr>
+          <w:lang w:val="fi-FI"/>
+        </w:rPr>
+      </w:pPr>
+    </w:p>
+    <w:p>
+      <w:pPr>
+        <w:rPr>
+          <w:lang w:val="fi-FI"/>
+        </w:rPr>
+      </w:pPr>
+    </w:p>
     <w:p>
       <w:pPr>
         <w:rPr>
@@ -1849,7 +2165,6 @@
   <w:style w:type="character" w:default="1" w:styleId="DefaultParagraphFont">
     <w:name w:val="Default Paragraph Font"/>
     <w:uiPriority w:val="1"/>
-    <w:semiHidden/>
     <w:unhideWhenUsed/>
   </w:style>
   <w:style w:type="table" w:default="1" w:styleId="TableNormal">
